--- a/a7/packages/A7 Unit 4 - Solving Problems with Rational Numbers/Handouts/A7 Unit 4 Solving Problems with Rational Numbers - Reference Sheet.docx
+++ b/a7/packages/A7 Unit 4 - Solving Problems with Rational Numbers/Handouts/A7 Unit 4 Solving Problems with Rational Numbers - Reference Sheet.docx
@@ -1243,7 +1243,7 @@
             <w:r>
               <w:drawing>
                 <wp:inline xmlns:a="http://schemas.openxmlformats.org/drawingml/2006/main" xmlns:pic="http://schemas.openxmlformats.org/drawingml/2006/picture">
-                  <wp:extent cx="649224" cy="137160"/>
+                  <wp:extent cx="362712" cy="137160"/>
                   <wp:docPr id="5" name="Picture 5"/>
                   <wp:cNvGraphicFramePr>
                     <a:graphicFrameLocks noChangeAspect="1"/>
@@ -1252,7 +1252,7 @@
                     <a:graphicData uri="http://schemas.openxmlformats.org/drawingml/2006/picture">
                       <pic:pic>
                         <pic:nvPicPr>
-                          <pic:cNvPr id="0" name="96b0bf0a81d810fe.png"/>
+                          <pic:cNvPr id="0" name="3bc741f433cae4a1.png"/>
                           <pic:cNvPicPr/>
                         </pic:nvPicPr>
                         <pic:blipFill>
@@ -1264,7 +1264,7 @@
                         <pic:spPr>
                           <a:xfrm>
                             <a:off x="0" y="0"/>
-                            <a:ext cx="649224" cy="137160"/>
+                            <a:ext cx="362712" cy="137160"/>
                           </a:xfrm>
                           <a:prstGeom prst="rect"/>
                         </pic:spPr>
@@ -1273,6 +1273,15 @@
                   </a:graphic>
                 </wp:inline>
               </w:drawing>
+            </w:r>
+            <w:r>
+              <w:rPr>
+                <w:b w:val="0"/>
+                <w:i w:val="0"/>
+                <w:color w:val="1A1A1A"/>
+                <w:sz w:val="21"/>
+              </w:rPr>
+              <w:t xml:space="preserve"> has 4</w:t>
             </w:r>
           </w:p>
         </w:tc>
@@ -1369,7 +1378,7 @@
             <w:r>
               <w:drawing>
                 <wp:inline xmlns:a="http://schemas.openxmlformats.org/drawingml/2006/main" xmlns:pic="http://schemas.openxmlformats.org/drawingml/2006/picture">
-                  <wp:extent cx="804672" cy="118872"/>
+                  <wp:extent cx="521207" cy="118872"/>
                   <wp:docPr id="6" name="Picture 6"/>
                   <wp:cNvGraphicFramePr>
                     <a:graphicFrameLocks noChangeAspect="1"/>
@@ -1378,7 +1387,7 @@
                     <a:graphicData uri="http://schemas.openxmlformats.org/drawingml/2006/picture">
                       <pic:pic>
                         <pic:nvPicPr>
-                          <pic:cNvPr id="0" name="3a93420b16a67616.png"/>
+                          <pic:cNvPr id="0" name="f0ac9a4364b7faf1.png"/>
                           <pic:cNvPicPr/>
                         </pic:nvPicPr>
                         <pic:blipFill>
@@ -1390,7 +1399,7 @@
                         <pic:spPr>
                           <a:xfrm>
                             <a:off x="0" y="0"/>
-                            <a:ext cx="804672" cy="118872"/>
+                            <a:ext cx="521207" cy="118872"/>
                           </a:xfrm>
                           <a:prstGeom prst="rect"/>
                         </pic:spPr>
@@ -1399,6 +1408,15 @@
                   </a:graphic>
                 </wp:inline>
               </w:drawing>
+            </w:r>
+            <w:r>
+              <w:rPr>
+                <w:b w:val="0"/>
+                <w:i w:val="0"/>
+                <w:color w:val="1A1A1A"/>
+                <w:sz w:val="21"/>
+              </w:rPr>
+              <w:t xml:space="preserve"> has 3</w:t>
             </w:r>
           </w:p>
         </w:tc>
@@ -1495,7 +1513,7 @@
             <w:r>
               <w:drawing>
                 <wp:inline xmlns:a="http://schemas.openxmlformats.org/drawingml/2006/main" xmlns:pic="http://schemas.openxmlformats.org/drawingml/2006/picture">
-                  <wp:extent cx="728472" cy="118872"/>
+                  <wp:extent cx="438912" cy="118872"/>
                   <wp:docPr id="7" name="Picture 7"/>
                   <wp:cNvGraphicFramePr>
                     <a:graphicFrameLocks noChangeAspect="1"/>
@@ -1504,7 +1522,7 @@
                     <a:graphicData uri="http://schemas.openxmlformats.org/drawingml/2006/picture">
                       <pic:pic>
                         <pic:nvPicPr>
-                          <pic:cNvPr id="0" name="87275bcc3d3ebdde.png"/>
+                          <pic:cNvPr id="0" name="d55d75f20443bf78.png"/>
                           <pic:cNvPicPr/>
                         </pic:nvPicPr>
                         <pic:blipFill>
@@ -1516,7 +1534,7 @@
                         <pic:spPr>
                           <a:xfrm>
                             <a:off x="0" y="0"/>
-                            <a:ext cx="728472" cy="118872"/>
+                            <a:ext cx="438912" cy="118872"/>
                           </a:xfrm>
                           <a:prstGeom prst="rect"/>
                         </pic:spPr>
@@ -1525,6 +1543,15 @@
                   </a:graphic>
                 </wp:inline>
               </w:drawing>
+            </w:r>
+            <w:r>
+              <w:rPr>
+                <w:b w:val="0"/>
+                <w:i w:val="0"/>
+                <w:color w:val="1A1A1A"/>
+                <w:sz w:val="21"/>
+              </w:rPr>
+              <w:t xml:space="preserve"> has 2</w:t>
             </w:r>
           </w:p>
         </w:tc>
@@ -1621,7 +1648,7 @@
             <w:r>
               <w:drawing>
                 <wp:inline xmlns:a="http://schemas.openxmlformats.org/drawingml/2006/main" xmlns:pic="http://schemas.openxmlformats.org/drawingml/2006/picture">
-                  <wp:extent cx="643128" cy="115824"/>
+                  <wp:extent cx="359664" cy="115824"/>
                   <wp:docPr id="8" name="Picture 8"/>
                   <wp:cNvGraphicFramePr>
                     <a:graphicFrameLocks noChangeAspect="1"/>
@@ -1630,7 +1657,7 @@
                     <a:graphicData uri="http://schemas.openxmlformats.org/drawingml/2006/picture">
                       <pic:pic>
                         <pic:nvPicPr>
-                          <pic:cNvPr id="0" name="ed5f08a179c262af.png"/>
+                          <pic:cNvPr id="0" name="b0e1583c68c1da0b.png"/>
                           <pic:cNvPicPr/>
                         </pic:nvPicPr>
                         <pic:blipFill>
@@ -1642,7 +1669,7 @@
                         <pic:spPr>
                           <a:xfrm>
                             <a:off x="0" y="0"/>
-                            <a:ext cx="643128" cy="115824"/>
+                            <a:ext cx="359664" cy="115824"/>
                           </a:xfrm>
                           <a:prstGeom prst="rect"/>
                         </pic:spPr>
@@ -1651,6 +1678,15 @@
                   </a:graphic>
                 </wp:inline>
               </w:drawing>
+            </w:r>
+            <w:r>
+              <w:rPr>
+                <w:b w:val="0"/>
+                <w:i w:val="0"/>
+                <w:color w:val="1A1A1A"/>
+                <w:sz w:val="21"/>
+              </w:rPr>
+              <w:t xml:space="preserve"> has 4</w:t>
             </w:r>
           </w:p>
         </w:tc>
@@ -1745,7 +1781,7 @@
             <w:r>
               <w:drawing>
                 <wp:inline xmlns:a="http://schemas.openxmlformats.org/drawingml/2006/main" xmlns:pic="http://schemas.openxmlformats.org/drawingml/2006/picture">
-                  <wp:extent cx="728472" cy="140208"/>
+                  <wp:extent cx="445008" cy="140208"/>
                   <wp:docPr id="9" name="Picture 9"/>
                   <wp:cNvGraphicFramePr>
                     <a:graphicFrameLocks noChangeAspect="1"/>
@@ -1754,7 +1790,7 @@
                     <a:graphicData uri="http://schemas.openxmlformats.org/drawingml/2006/picture">
                       <pic:pic>
                         <pic:nvPicPr>
-                          <pic:cNvPr id="0" name="b3ea2fb789c0448a.png"/>
+                          <pic:cNvPr id="0" name="134e2fc91f43fb06.png"/>
                           <pic:cNvPicPr/>
                         </pic:nvPicPr>
                         <pic:blipFill>
@@ -1766,7 +1802,7 @@
                         <pic:spPr>
                           <a:xfrm>
                             <a:off x="0" y="0"/>
-                            <a:ext cx="728472" cy="140208"/>
+                            <a:ext cx="445008" cy="140208"/>
                           </a:xfrm>
                           <a:prstGeom prst="rect"/>
                         </pic:spPr>
@@ -1775,6 +1811,15 @@
                   </a:graphic>
                 </wp:inline>
               </w:drawing>
+            </w:r>
+            <w:r>
+              <w:rPr>
+                <w:b w:val="0"/>
+                <w:i w:val="0"/>
+                <w:color w:val="1A1A1A"/>
+                <w:sz w:val="21"/>
+              </w:rPr>
+              <w:t xml:space="preserve"> has 2</w:t>
             </w:r>
           </w:p>
         </w:tc>

--- a/a7/packages/A7 Unit 4 - Solving Problems with Rational Numbers/Handouts/A7 Unit 4 Solving Problems with Rational Numbers - Reference Sheet.docx
+++ b/a7/packages/A7 Unit 4 - Solving Problems with Rational Numbers/Handouts/A7 Unit 4 Solving Problems with Rational Numbers - Reference Sheet.docx
@@ -182,7 +182,7 @@
           <w:color w:val="6B6B6B"/>
           <w:sz w:val="19"/>
         </w:rPr>
-        <w:t>Everything on this page is tested from memory. The Grade 8 FAST reference sheet lists none of it; what the test gives you is an on-screen scientific calculator, which will happily give you twelve digits of an answer that deserves two.</w:t>
+        <w:t>Everything on this page is tested from memory. The Grade 8 FAST reference sheet lists none of it; what the test gives you is an on-screen scientific calculator.</w:t>
       </w:r>
     </w:p>
     <w:p>
@@ -215,7 +215,7 @@
           <w:color w:val="6B6B6B"/>
           <w:sz w:val="19"/>
         </w:rPr>
-        <w:t>Lessons 1–3 · the powers must match to add, never to multiply</w:t>
+        <w:t>Lessons 1–4 · the powers must match to add, never to multiply</w:t>
       </w:r>
     </w:p>
     <w:p>
@@ -1024,1131 +1024,7 @@
           <w:color w:val="1A1A1A"/>
           <w:sz w:val="24"/>
         </w:rPr>
-        <w:t>2.   Significant Digits</w:t>
-      </w:r>
-      <w:r>
-        <w:tab/>
-      </w:r>
-      <w:r>
-        <w:rPr>
-          <w:b w:val="0"/>
-          <w:i/>
-          <w:color w:val="6B6B6B"/>
-          <w:sz w:val="19"/>
-        </w:rPr>
-        <w:t>Lesson 4 · two rules, and it matters which one</w:t>
-      </w:r>
-    </w:p>
-    <w:p>
-      <w:pPr>
-        <w:spacing w:before="60" w:after="80"/>
-      </w:pPr>
-      <w:r>
-        <w:rPr>
-          <w:b/>
-          <w:i w:val="0"/>
-          <w:color w:val="1A1A1A"/>
-          <w:sz w:val="22"/>
-        </w:rPr>
-        <w:t>Significant digits are the digits of a MEASUREMENT that carry information.</w:t>
-      </w:r>
-      <w:r>
-        <w:rPr>
-          <w:b w:val="0"/>
-          <w:i w:val="0"/>
-          <w:color w:val="1A1A1A"/>
-          <w:sz w:val="22"/>
-        </w:rPr>
-        <w:t xml:space="preserve">  A count is not a measurement: 24 students is exactly 24, and 60 seconds in a minute is exact, so neither ever limits an answer.</w:t>
-      </w:r>
-    </w:p>
-    <w:tbl>
-      <w:tblPr>
-        <w:jc w:val="center"/>
-        <w:tblLayout w:type="fixed"/>
-        <w:tblLook w:firstColumn="1" w:firstRow="1" w:lastColumn="0" w:lastRow="0" w:noHBand="0" w:noVBand="1" w:val="04A0"/>
-        <w:tblLayout w:type="fixed"/>
-        <w:tblW w:w="9360" w:type="dxa"/>
-      </w:tblPr>
-      <w:tblGrid>
-        <w:gridCol w:w="3800"/>
-        <w:gridCol w:w="1900"/>
-        <w:gridCol w:w="3660"/>
-      </w:tblGrid>
-      <w:tr>
-        <w:trPr>
-          <w:cantSplit/>
-          <w:tblHeader/>
-        </w:trPr>
-        <w:tc>
-          <w:tcPr>
-            <w:tcW w:type="dxa" w:w="3800"/>
-            <w:tcMar>
-              <w:top w:w="60" w:type="dxa"/>
-              <w:left w:w="100" w:type="dxa"/>
-              <w:bottom w:w="60" w:type="dxa"/>
-              <w:right w:w="100" w:type="dxa"/>
-            </w:tcMar>
-            <w:tcBorders>
-              <w:top w:val="single" w:sz="6" w:color="1A1A1A"/>
-              <w:left w:val="single" w:sz="6" w:color="1A1A1A"/>
-              <w:bottom w:val="single" w:sz="6" w:color="1A1A1A"/>
-              <w:right w:val="single" w:sz="6" w:color="1A1A1A"/>
-            </w:tcBorders>
-            <w:shd w:val="clear" w:color="auto" w:fill="D9D9D9"/>
-          </w:tcPr>
-          <w:p>
-            <w:pPr>
-              <w:keepNext/>
-              <w:spacing w:after="0"/>
-              <w:jc w:val="center"/>
-            </w:pPr>
-            <w:r>
-              <w:rPr>
-                <w:b/>
-                <w:i w:val="0"/>
-                <w:color w:val="1A1A1A"/>
-                <w:sz w:val="21"/>
-              </w:rPr>
-              <w:t>Rule</w:t>
-            </w:r>
-          </w:p>
-        </w:tc>
-        <w:tc>
-          <w:tcPr>
-            <w:tcW w:type="dxa" w:w="1900"/>
-            <w:tcMar>
-              <w:top w:w="60" w:type="dxa"/>
-              <w:left w:w="100" w:type="dxa"/>
-              <w:bottom w:w="60" w:type="dxa"/>
-              <w:right w:w="100" w:type="dxa"/>
-            </w:tcMar>
-            <w:tcBorders>
-              <w:top w:val="single" w:sz="6" w:color="1A1A1A"/>
-              <w:left w:val="single" w:sz="6" w:color="1A1A1A"/>
-              <w:bottom w:val="single" w:sz="6" w:color="1A1A1A"/>
-              <w:right w:val="single" w:sz="6" w:color="1A1A1A"/>
-            </w:tcBorders>
-            <w:shd w:val="clear" w:color="auto" w:fill="D9D9D9"/>
-          </w:tcPr>
-          <w:p>
-            <w:pPr>
-              <w:keepNext/>
-              <w:spacing w:after="0"/>
-              <w:jc w:val="center"/>
-            </w:pPr>
-            <w:r>
-              <w:rPr>
-                <w:b/>
-                <w:i w:val="0"/>
-                <w:color w:val="1A1A1A"/>
-                <w:sz w:val="21"/>
-              </w:rPr>
-              <w:t>Example</w:t>
-            </w:r>
-          </w:p>
-        </w:tc>
-        <w:tc>
-          <w:tcPr>
-            <w:tcW w:type="dxa" w:w="3660"/>
-            <w:tcMar>
-              <w:top w:w="60" w:type="dxa"/>
-              <w:left w:w="100" w:type="dxa"/>
-              <w:bottom w:w="60" w:type="dxa"/>
-              <w:right w:w="100" w:type="dxa"/>
-            </w:tcMar>
-            <w:tcBorders>
-              <w:top w:val="single" w:sz="6" w:color="1A1A1A"/>
-              <w:left w:val="single" w:sz="6" w:color="1A1A1A"/>
-              <w:bottom w:val="single" w:sz="6" w:color="1A1A1A"/>
-              <w:right w:val="single" w:sz="6" w:color="1A1A1A"/>
-            </w:tcBorders>
-            <w:shd w:val="clear" w:color="auto" w:fill="D9D9D9"/>
-          </w:tcPr>
-          <w:p>
-            <w:pPr>
-              <w:keepNext/>
-              <w:spacing w:after="0"/>
-              <w:jc w:val="center"/>
-            </w:pPr>
-            <w:r>
-              <w:rPr>
-                <w:b/>
-                <w:i w:val="0"/>
-                <w:color w:val="1A1A1A"/>
-                <w:sz w:val="21"/>
-              </w:rPr>
-              <w:t>Why</w:t>
-            </w:r>
-          </w:p>
-        </w:tc>
-      </w:tr>
-      <w:tr>
-        <w:trPr>
-          <w:cantSplit/>
-        </w:trPr>
-        <w:tc>
-          <w:tcPr>
-            <w:tcW w:type="dxa" w:w="3800"/>
-            <w:tcMar>
-              <w:top w:w="60" w:type="dxa"/>
-              <w:left w:w="100" w:type="dxa"/>
-              <w:bottom w:w="60" w:type="dxa"/>
-              <w:right w:w="100" w:type="dxa"/>
-            </w:tcMar>
-            <w:tcBorders>
-              <w:top w:val="single" w:sz="6" w:color="1A1A1A"/>
-              <w:left w:val="single" w:sz="6" w:color="1A1A1A"/>
-              <w:bottom w:val="single" w:sz="6" w:color="1A1A1A"/>
-              <w:right w:val="single" w:sz="6" w:color="1A1A1A"/>
-            </w:tcBorders>
-          </w:tcPr>
-          <w:p>
-            <w:pPr>
-              <w:keepNext/>
-              <w:spacing w:after="0"/>
-            </w:pPr>
-            <w:r>
-              <w:rPr>
-                <w:b w:val="0"/>
-                <w:i w:val="0"/>
-                <w:color w:val="1A1A1A"/>
-                <w:sz w:val="21"/>
-              </w:rPr>
-              <w:t>Every nonzero digit counts</w:t>
-            </w:r>
-          </w:p>
-        </w:tc>
-        <w:tc>
-          <w:tcPr>
-            <w:tcW w:type="dxa" w:w="1900"/>
-            <w:tcMar>
-              <w:top w:w="60" w:type="dxa"/>
-              <w:left w:w="100" w:type="dxa"/>
-              <w:bottom w:w="60" w:type="dxa"/>
-              <w:right w:w="100" w:type="dxa"/>
-            </w:tcMar>
-            <w:tcBorders>
-              <w:top w:val="single" w:sz="6" w:color="1A1A1A"/>
-              <w:left w:val="single" w:sz="6" w:color="1A1A1A"/>
-              <w:bottom w:val="single" w:sz="6" w:color="1A1A1A"/>
-              <w:right w:val="single" w:sz="6" w:color="1A1A1A"/>
-            </w:tcBorders>
-          </w:tcPr>
-          <w:p>
-            <w:pPr>
-              <w:keepNext/>
-              <w:spacing w:after="0"/>
-            </w:pPr>
-            <w:r>
-              <w:drawing>
-                <wp:inline xmlns:a="http://schemas.openxmlformats.org/drawingml/2006/main" xmlns:pic="http://schemas.openxmlformats.org/drawingml/2006/picture">
-                  <wp:extent cx="362712" cy="137160"/>
-                  <wp:docPr id="5" name="Picture 5"/>
-                  <wp:cNvGraphicFramePr>
-                    <a:graphicFrameLocks noChangeAspect="1"/>
-                  </wp:cNvGraphicFramePr>
-                  <a:graphic>
-                    <a:graphicData uri="http://schemas.openxmlformats.org/drawingml/2006/picture">
-                      <pic:pic>
-                        <pic:nvPicPr>
-                          <pic:cNvPr id="0" name="3bc741f433cae4a1.png"/>
-                          <pic:cNvPicPr/>
-                        </pic:nvPicPr>
-                        <pic:blipFill>
-                          <a:blip r:embed="rId13"/>
-                          <a:stretch>
-                            <a:fillRect/>
-                          </a:stretch>
-                        </pic:blipFill>
-                        <pic:spPr>
-                          <a:xfrm>
-                            <a:off x="0" y="0"/>
-                            <a:ext cx="362712" cy="137160"/>
-                          </a:xfrm>
-                          <a:prstGeom prst="rect"/>
-                        </pic:spPr>
-                      </pic:pic>
-                    </a:graphicData>
-                  </a:graphic>
-                </wp:inline>
-              </w:drawing>
-            </w:r>
-            <w:r>
-              <w:rPr>
-                <w:b w:val="0"/>
-                <w:i w:val="0"/>
-                <w:color w:val="1A1A1A"/>
-                <w:sz w:val="21"/>
-              </w:rPr>
-              <w:t xml:space="preserve"> has 4</w:t>
-            </w:r>
-          </w:p>
-        </w:tc>
-        <w:tc>
-          <w:tcPr>
-            <w:tcW w:type="dxa" w:w="3660"/>
-            <w:tcMar>
-              <w:top w:w="60" w:type="dxa"/>
-              <w:left w:w="100" w:type="dxa"/>
-              <w:bottom w:w="60" w:type="dxa"/>
-              <w:right w:w="100" w:type="dxa"/>
-            </w:tcMar>
-            <w:tcBorders>
-              <w:top w:val="single" w:sz="6" w:color="1A1A1A"/>
-              <w:left w:val="single" w:sz="6" w:color="1A1A1A"/>
-              <w:bottom w:val="single" w:sz="6" w:color="1A1A1A"/>
-              <w:right w:val="single" w:sz="6" w:color="1A1A1A"/>
-            </w:tcBorders>
-          </w:tcPr>
-          <w:p>
-            <w:pPr>
-              <w:keepNext/>
-              <w:spacing w:after="0"/>
-            </w:pPr>
-            <w:r>
-              <w:rPr>
-                <w:b w:val="0"/>
-                <w:i w:val="0"/>
-                <w:color w:val="1A1A1A"/>
-                <w:sz w:val="21"/>
-              </w:rPr>
-              <w:t>they were all measured</w:t>
-            </w:r>
-          </w:p>
-        </w:tc>
-      </w:tr>
-      <w:tr>
-        <w:trPr>
-          <w:cantSplit/>
-        </w:trPr>
-        <w:tc>
-          <w:tcPr>
-            <w:tcW w:type="dxa" w:w="3800"/>
-            <w:tcMar>
-              <w:top w:w="60" w:type="dxa"/>
-              <w:left w:w="100" w:type="dxa"/>
-              <w:bottom w:w="60" w:type="dxa"/>
-              <w:right w:w="100" w:type="dxa"/>
-            </w:tcMar>
-            <w:tcBorders>
-              <w:top w:val="single" w:sz="6" w:color="1A1A1A"/>
-              <w:left w:val="single" w:sz="6" w:color="1A1A1A"/>
-              <w:bottom w:val="single" w:sz="6" w:color="1A1A1A"/>
-              <w:right w:val="single" w:sz="6" w:color="1A1A1A"/>
-            </w:tcBorders>
-          </w:tcPr>
-          <w:p>
-            <w:pPr>
-              <w:keepNext/>
-              <w:spacing w:after="0"/>
-            </w:pPr>
-            <w:r>
-              <w:rPr>
-                <w:b w:val="0"/>
-                <w:i w:val="0"/>
-                <w:color w:val="1A1A1A"/>
-                <w:sz w:val="21"/>
-              </w:rPr>
-              <w:t>A zero between nonzero digits counts</w:t>
-            </w:r>
-          </w:p>
-        </w:tc>
-        <w:tc>
-          <w:tcPr>
-            <w:tcW w:type="dxa" w:w="1900"/>
-            <w:tcMar>
-              <w:top w:w="60" w:type="dxa"/>
-              <w:left w:w="100" w:type="dxa"/>
-              <w:bottom w:w="60" w:type="dxa"/>
-              <w:right w:w="100" w:type="dxa"/>
-            </w:tcMar>
-            <w:tcBorders>
-              <w:top w:val="single" w:sz="6" w:color="1A1A1A"/>
-              <w:left w:val="single" w:sz="6" w:color="1A1A1A"/>
-              <w:bottom w:val="single" w:sz="6" w:color="1A1A1A"/>
-              <w:right w:val="single" w:sz="6" w:color="1A1A1A"/>
-            </w:tcBorders>
-          </w:tcPr>
-          <w:p>
-            <w:pPr>
-              <w:keepNext/>
-              <w:spacing w:after="0"/>
-            </w:pPr>
-            <w:r>
-              <w:drawing>
-                <wp:inline xmlns:a="http://schemas.openxmlformats.org/drawingml/2006/main" xmlns:pic="http://schemas.openxmlformats.org/drawingml/2006/picture">
-                  <wp:extent cx="521207" cy="118872"/>
-                  <wp:docPr id="6" name="Picture 6"/>
-                  <wp:cNvGraphicFramePr>
-                    <a:graphicFrameLocks noChangeAspect="1"/>
-                  </wp:cNvGraphicFramePr>
-                  <a:graphic>
-                    <a:graphicData uri="http://schemas.openxmlformats.org/drawingml/2006/picture">
-                      <pic:pic>
-                        <pic:nvPicPr>
-                          <pic:cNvPr id="0" name="f0ac9a4364b7faf1.png"/>
-                          <pic:cNvPicPr/>
-                        </pic:nvPicPr>
-                        <pic:blipFill>
-                          <a:blip r:embed="rId14"/>
-                          <a:stretch>
-                            <a:fillRect/>
-                          </a:stretch>
-                        </pic:blipFill>
-                        <pic:spPr>
-                          <a:xfrm>
-                            <a:off x="0" y="0"/>
-                            <a:ext cx="521207" cy="118872"/>
-                          </a:xfrm>
-                          <a:prstGeom prst="rect"/>
-                        </pic:spPr>
-                      </pic:pic>
-                    </a:graphicData>
-                  </a:graphic>
-                </wp:inline>
-              </w:drawing>
-            </w:r>
-            <w:r>
-              <w:rPr>
-                <w:b w:val="0"/>
-                <w:i w:val="0"/>
-                <w:color w:val="1A1A1A"/>
-                <w:sz w:val="21"/>
-              </w:rPr>
-              <w:t xml:space="preserve"> has 3</w:t>
-            </w:r>
-          </w:p>
-        </w:tc>
-        <w:tc>
-          <w:tcPr>
-            <w:tcW w:type="dxa" w:w="3660"/>
-            <w:tcMar>
-              <w:top w:w="60" w:type="dxa"/>
-              <w:left w:w="100" w:type="dxa"/>
-              <w:bottom w:w="60" w:type="dxa"/>
-              <w:right w:w="100" w:type="dxa"/>
-            </w:tcMar>
-            <w:tcBorders>
-              <w:top w:val="single" w:sz="6" w:color="1A1A1A"/>
-              <w:left w:val="single" w:sz="6" w:color="1A1A1A"/>
-              <w:bottom w:val="single" w:sz="6" w:color="1A1A1A"/>
-              <w:right w:val="single" w:sz="6" w:color="1A1A1A"/>
-            </w:tcBorders>
-          </w:tcPr>
-          <w:p>
-            <w:pPr>
-              <w:keepNext/>
-              <w:spacing w:after="0"/>
-            </w:pPr>
-            <w:r>
-              <w:rPr>
-                <w:b w:val="0"/>
-                <w:i w:val="0"/>
-                <w:color w:val="1A1A1A"/>
-                <w:sz w:val="21"/>
-              </w:rPr>
-              <w:t>it is holding a measured place</w:t>
-            </w:r>
-          </w:p>
-        </w:tc>
-      </w:tr>
-      <w:tr>
-        <w:trPr>
-          <w:cantSplit/>
-        </w:trPr>
-        <w:tc>
-          <w:tcPr>
-            <w:tcW w:type="dxa" w:w="3800"/>
-            <w:tcMar>
-              <w:top w:w="60" w:type="dxa"/>
-              <w:left w:w="100" w:type="dxa"/>
-              <w:bottom w:w="60" w:type="dxa"/>
-              <w:right w:w="100" w:type="dxa"/>
-            </w:tcMar>
-            <w:tcBorders>
-              <w:top w:val="single" w:sz="6" w:color="1A1A1A"/>
-              <w:left w:val="single" w:sz="6" w:color="1A1A1A"/>
-              <w:bottom w:val="single" w:sz="6" w:color="1A1A1A"/>
-              <w:right w:val="single" w:sz="6" w:color="1A1A1A"/>
-            </w:tcBorders>
-          </w:tcPr>
-          <w:p>
-            <w:pPr>
-              <w:keepNext/>
-              <w:spacing w:after="0"/>
-            </w:pPr>
-            <w:r>
-              <w:rPr>
-                <w:b w:val="0"/>
-                <w:i w:val="0"/>
-                <w:color w:val="1A1A1A"/>
-                <w:sz w:val="21"/>
-              </w:rPr>
-              <w:t>A leading zero never counts</w:t>
-            </w:r>
-          </w:p>
-        </w:tc>
-        <w:tc>
-          <w:tcPr>
-            <w:tcW w:type="dxa" w:w="1900"/>
-            <w:tcMar>
-              <w:top w:w="60" w:type="dxa"/>
-              <w:left w:w="100" w:type="dxa"/>
-              <w:bottom w:w="60" w:type="dxa"/>
-              <w:right w:w="100" w:type="dxa"/>
-            </w:tcMar>
-            <w:tcBorders>
-              <w:top w:val="single" w:sz="6" w:color="1A1A1A"/>
-              <w:left w:val="single" w:sz="6" w:color="1A1A1A"/>
-              <w:bottom w:val="single" w:sz="6" w:color="1A1A1A"/>
-              <w:right w:val="single" w:sz="6" w:color="1A1A1A"/>
-            </w:tcBorders>
-          </w:tcPr>
-          <w:p>
-            <w:pPr>
-              <w:keepNext/>
-              <w:spacing w:after="0"/>
-            </w:pPr>
-            <w:r>
-              <w:drawing>
-                <wp:inline xmlns:a="http://schemas.openxmlformats.org/drawingml/2006/main" xmlns:pic="http://schemas.openxmlformats.org/drawingml/2006/picture">
-                  <wp:extent cx="438912" cy="118872"/>
-                  <wp:docPr id="7" name="Picture 7"/>
-                  <wp:cNvGraphicFramePr>
-                    <a:graphicFrameLocks noChangeAspect="1"/>
-                  </wp:cNvGraphicFramePr>
-                  <a:graphic>
-                    <a:graphicData uri="http://schemas.openxmlformats.org/drawingml/2006/picture">
-                      <pic:pic>
-                        <pic:nvPicPr>
-                          <pic:cNvPr id="0" name="d55d75f20443bf78.png"/>
-                          <pic:cNvPicPr/>
-                        </pic:nvPicPr>
-                        <pic:blipFill>
-                          <a:blip r:embed="rId15"/>
-                          <a:stretch>
-                            <a:fillRect/>
-                          </a:stretch>
-                        </pic:blipFill>
-                        <pic:spPr>
-                          <a:xfrm>
-                            <a:off x="0" y="0"/>
-                            <a:ext cx="438912" cy="118872"/>
-                          </a:xfrm>
-                          <a:prstGeom prst="rect"/>
-                        </pic:spPr>
-                      </pic:pic>
-                    </a:graphicData>
-                  </a:graphic>
-                </wp:inline>
-              </w:drawing>
-            </w:r>
-            <w:r>
-              <w:rPr>
-                <w:b w:val="0"/>
-                <w:i w:val="0"/>
-                <w:color w:val="1A1A1A"/>
-                <w:sz w:val="21"/>
-              </w:rPr>
-              <w:t xml:space="preserve"> has 2</w:t>
-            </w:r>
-          </w:p>
-        </w:tc>
-        <w:tc>
-          <w:tcPr>
-            <w:tcW w:type="dxa" w:w="3660"/>
-            <w:tcMar>
-              <w:top w:w="60" w:type="dxa"/>
-              <w:left w:w="100" w:type="dxa"/>
-              <w:bottom w:w="60" w:type="dxa"/>
-              <w:right w:w="100" w:type="dxa"/>
-            </w:tcMar>
-            <w:tcBorders>
-              <w:top w:val="single" w:sz="6" w:color="1A1A1A"/>
-              <w:left w:val="single" w:sz="6" w:color="1A1A1A"/>
-              <w:bottom w:val="single" w:sz="6" w:color="1A1A1A"/>
-              <w:right w:val="single" w:sz="6" w:color="1A1A1A"/>
-            </w:tcBorders>
-          </w:tcPr>
-          <w:p>
-            <w:pPr>
-              <w:keepNext/>
-              <w:spacing w:after="0"/>
-            </w:pPr>
-            <w:r>
-              <w:rPr>
-                <w:b w:val="0"/>
-                <w:i w:val="0"/>
-                <w:color w:val="1A1A1A"/>
-                <w:sz w:val="21"/>
-              </w:rPr>
-              <w:t>it only locates the decimal point</w:t>
-            </w:r>
-          </w:p>
-        </w:tc>
-      </w:tr>
-      <w:tr>
-        <w:trPr>
-          <w:cantSplit/>
-        </w:trPr>
-        <w:tc>
-          <w:tcPr>
-            <w:tcW w:type="dxa" w:w="3800"/>
-            <w:tcMar>
-              <w:top w:w="60" w:type="dxa"/>
-              <w:left w:w="100" w:type="dxa"/>
-              <w:bottom w:w="60" w:type="dxa"/>
-              <w:right w:w="100" w:type="dxa"/>
-            </w:tcMar>
-            <w:tcBorders>
-              <w:top w:val="single" w:sz="6" w:color="1A1A1A"/>
-              <w:left w:val="single" w:sz="6" w:color="1A1A1A"/>
-              <w:bottom w:val="single" w:sz="6" w:color="1A1A1A"/>
-              <w:right w:val="single" w:sz="6" w:color="1A1A1A"/>
-            </w:tcBorders>
-          </w:tcPr>
-          <w:p>
-            <w:pPr>
-              <w:keepNext/>
-              <w:spacing w:after="0"/>
-            </w:pPr>
-            <w:r>
-              <w:rPr>
-                <w:b w:val="0"/>
-                <w:i w:val="0"/>
-                <w:color w:val="1A1A1A"/>
-                <w:sz w:val="21"/>
-              </w:rPr>
-              <w:t>Trailing zero, with a decimal point: counts</w:t>
-            </w:r>
-          </w:p>
-        </w:tc>
-        <w:tc>
-          <w:tcPr>
-            <w:tcW w:type="dxa" w:w="1900"/>
-            <w:tcMar>
-              <w:top w:w="60" w:type="dxa"/>
-              <w:left w:w="100" w:type="dxa"/>
-              <w:bottom w:w="60" w:type="dxa"/>
-              <w:right w:w="100" w:type="dxa"/>
-            </w:tcMar>
-            <w:tcBorders>
-              <w:top w:val="single" w:sz="6" w:color="1A1A1A"/>
-              <w:left w:val="single" w:sz="6" w:color="1A1A1A"/>
-              <w:bottom w:val="single" w:sz="6" w:color="1A1A1A"/>
-              <w:right w:val="single" w:sz="6" w:color="1A1A1A"/>
-            </w:tcBorders>
-          </w:tcPr>
-          <w:p>
-            <w:pPr>
-              <w:keepNext/>
-              <w:spacing w:after="0"/>
-            </w:pPr>
-            <w:r>
-              <w:drawing>
-                <wp:inline xmlns:a="http://schemas.openxmlformats.org/drawingml/2006/main" xmlns:pic="http://schemas.openxmlformats.org/drawingml/2006/picture">
-                  <wp:extent cx="359664" cy="115824"/>
-                  <wp:docPr id="8" name="Picture 8"/>
-                  <wp:cNvGraphicFramePr>
-                    <a:graphicFrameLocks noChangeAspect="1"/>
-                  </wp:cNvGraphicFramePr>
-                  <a:graphic>
-                    <a:graphicData uri="http://schemas.openxmlformats.org/drawingml/2006/picture">
-                      <pic:pic>
-                        <pic:nvPicPr>
-                          <pic:cNvPr id="0" name="b0e1583c68c1da0b.png"/>
-                          <pic:cNvPicPr/>
-                        </pic:nvPicPr>
-                        <pic:blipFill>
-                          <a:blip r:embed="rId16"/>
-                          <a:stretch>
-                            <a:fillRect/>
-                          </a:stretch>
-                        </pic:blipFill>
-                        <pic:spPr>
-                          <a:xfrm>
-                            <a:off x="0" y="0"/>
-                            <a:ext cx="359664" cy="115824"/>
-                          </a:xfrm>
-                          <a:prstGeom prst="rect"/>
-                        </pic:spPr>
-                      </pic:pic>
-                    </a:graphicData>
-                  </a:graphic>
-                </wp:inline>
-              </w:drawing>
-            </w:r>
-            <w:r>
-              <w:rPr>
-                <w:b w:val="0"/>
-                <w:i w:val="0"/>
-                <w:color w:val="1A1A1A"/>
-                <w:sz w:val="21"/>
-              </w:rPr>
-              <w:t xml:space="preserve"> has 4</w:t>
-            </w:r>
-          </w:p>
-        </w:tc>
-        <w:tc>
-          <w:tcPr>
-            <w:tcW w:type="dxa" w:w="3660"/>
-            <w:tcMar>
-              <w:top w:w="60" w:type="dxa"/>
-              <w:left w:w="100" w:type="dxa"/>
-              <w:bottom w:w="60" w:type="dxa"/>
-              <w:right w:w="100" w:type="dxa"/>
-            </w:tcMar>
-            <w:tcBorders>
-              <w:top w:val="single" w:sz="6" w:color="1A1A1A"/>
-              <w:left w:val="single" w:sz="6" w:color="1A1A1A"/>
-              <w:bottom w:val="single" w:sz="6" w:color="1A1A1A"/>
-              <w:right w:val="single" w:sz="6" w:color="1A1A1A"/>
-            </w:tcBorders>
-          </w:tcPr>
-          <w:p>
-            <w:pPr>
-              <w:keepNext/>
-              <w:spacing w:after="0"/>
-            </w:pPr>
-            <w:r>
-              <w:rPr>
-                <w:b w:val="0"/>
-                <w:i w:val="0"/>
-                <w:color w:val="1A1A1A"/>
-                <w:sz w:val="21"/>
-              </w:rPr>
-              <w:t>writing it is a claim about thousandths</w:t>
-            </w:r>
-          </w:p>
-        </w:tc>
-      </w:tr>
-      <w:tr>
-        <w:trPr>
-          <w:cantSplit/>
-        </w:trPr>
-        <w:tc>
-          <w:tcPr>
-            <w:tcW w:type="dxa" w:w="3800"/>
-            <w:tcMar>
-              <w:top w:w="60" w:type="dxa"/>
-              <w:left w:w="100" w:type="dxa"/>
-              <w:bottom w:w="60" w:type="dxa"/>
-              <w:right w:w="100" w:type="dxa"/>
-            </w:tcMar>
-            <w:tcBorders>
-              <w:top w:val="single" w:sz="6" w:color="1A1A1A"/>
-              <w:left w:val="single" w:sz="6" w:color="1A1A1A"/>
-              <w:bottom w:val="single" w:sz="6" w:color="1A1A1A"/>
-              <w:right w:val="single" w:sz="6" w:color="1A1A1A"/>
-            </w:tcBorders>
-          </w:tcPr>
-          <w:p>
-            <w:pPr>
-              <w:spacing w:after="0"/>
-            </w:pPr>
-            <w:r>
-              <w:rPr>
-                <w:b w:val="0"/>
-                <w:i w:val="0"/>
-                <w:color w:val="1A1A1A"/>
-                <w:sz w:val="21"/>
-              </w:rPr>
-              <w:t>Trailing zero, no decimal point: does not</w:t>
-            </w:r>
-          </w:p>
-        </w:tc>
-        <w:tc>
-          <w:tcPr>
-            <w:tcW w:type="dxa" w:w="1900"/>
-            <w:tcMar>
-              <w:top w:w="60" w:type="dxa"/>
-              <w:left w:w="100" w:type="dxa"/>
-              <w:bottom w:w="60" w:type="dxa"/>
-              <w:right w:w="100" w:type="dxa"/>
-            </w:tcMar>
-            <w:tcBorders>
-              <w:top w:val="single" w:sz="6" w:color="1A1A1A"/>
-              <w:left w:val="single" w:sz="6" w:color="1A1A1A"/>
-              <w:bottom w:val="single" w:sz="6" w:color="1A1A1A"/>
-              <w:right w:val="single" w:sz="6" w:color="1A1A1A"/>
-            </w:tcBorders>
-          </w:tcPr>
-          <w:p>
-            <w:pPr>
-              <w:spacing w:after="0"/>
-            </w:pPr>
-            <w:r>
-              <w:drawing>
-                <wp:inline xmlns:a="http://schemas.openxmlformats.org/drawingml/2006/main" xmlns:pic="http://schemas.openxmlformats.org/drawingml/2006/picture">
-                  <wp:extent cx="445008" cy="140208"/>
-                  <wp:docPr id="9" name="Picture 9"/>
-                  <wp:cNvGraphicFramePr>
-                    <a:graphicFrameLocks noChangeAspect="1"/>
-                  </wp:cNvGraphicFramePr>
-                  <a:graphic>
-                    <a:graphicData uri="http://schemas.openxmlformats.org/drawingml/2006/picture">
-                      <pic:pic>
-                        <pic:nvPicPr>
-                          <pic:cNvPr id="0" name="134e2fc91f43fb06.png"/>
-                          <pic:cNvPicPr/>
-                        </pic:nvPicPr>
-                        <pic:blipFill>
-                          <a:blip r:embed="rId17"/>
-                          <a:stretch>
-                            <a:fillRect/>
-                          </a:stretch>
-                        </pic:blipFill>
-                        <pic:spPr>
-                          <a:xfrm>
-                            <a:off x="0" y="0"/>
-                            <a:ext cx="445008" cy="140208"/>
-                          </a:xfrm>
-                          <a:prstGeom prst="rect"/>
-                        </pic:spPr>
-                      </pic:pic>
-                    </a:graphicData>
-                  </a:graphic>
-                </wp:inline>
-              </w:drawing>
-            </w:r>
-            <w:r>
-              <w:rPr>
-                <w:b w:val="0"/>
-                <w:i w:val="0"/>
-                <w:color w:val="1A1A1A"/>
-                <w:sz w:val="21"/>
-              </w:rPr>
-              <w:t xml:space="preserve"> has 2</w:t>
-            </w:r>
-          </w:p>
-        </w:tc>
-        <w:tc>
-          <w:tcPr>
-            <w:tcW w:type="dxa" w:w="3660"/>
-            <w:tcMar>
-              <w:top w:w="60" w:type="dxa"/>
-              <w:left w:w="100" w:type="dxa"/>
-              <w:bottom w:w="60" w:type="dxa"/>
-              <w:right w:w="100" w:type="dxa"/>
-            </w:tcMar>
-            <w:tcBorders>
-              <w:top w:val="single" w:sz="6" w:color="1A1A1A"/>
-              <w:left w:val="single" w:sz="6" w:color="1A1A1A"/>
-              <w:bottom w:val="single" w:sz="6" w:color="1A1A1A"/>
-              <w:right w:val="single" w:sz="6" w:color="1A1A1A"/>
-            </w:tcBorders>
-          </w:tcPr>
-          <w:p>
-            <w:pPr>
-              <w:spacing w:after="0"/>
-            </w:pPr>
-            <w:r>
-              <w:rPr>
-                <w:b w:val="0"/>
-                <w:i w:val="0"/>
-                <w:color w:val="1A1A1A"/>
-                <w:sz w:val="21"/>
-              </w:rPr>
-              <w:t>those zeros only hold places</w:t>
-            </w:r>
-          </w:p>
-        </w:tc>
-      </w:tr>
-    </w:tbl>
-    <w:p>
-      <w:pPr>
-        <w:spacing w:after="0" w:before="0" w:line="20" w:lineRule="exact"/>
-      </w:pPr>
-      <w:r>
-        <w:rPr>
-          <w:sz w:val="2"/>
-        </w:rPr>
-      </w:r>
-    </w:p>
-    <w:p>
-      <w:pPr>
-        <w:spacing w:before="60" w:after="80"/>
-      </w:pPr>
-      <w:r>
-        <w:rPr>
-          <w:b/>
-          <w:i w:val="0"/>
-          <w:color w:val="1A1A1A"/>
-          <w:sz w:val="22"/>
-        </w:rPr>
-        <w:t>Two rules, and it matters which one you use.</w:t>
-      </w:r>
-      <w:r>
-        <w:rPr>
-          <w:b w:val="0"/>
-          <w:i w:val="0"/>
-          <w:color w:val="1A1A1A"/>
-          <w:sz w:val="22"/>
-        </w:rPr>
-        <w:t xml:space="preserve">  For a PRODUCT or a QUOTIENT, the answer takes the smaller of the two significant-digit counts. For a SUM or a DIFFERENCE, the answer stops at the leftmost place where either measurement's last digit sits.</w:t>
-      </w:r>
-    </w:p>
-    <w:p>
-      <w:pPr>
-        <w:spacing w:before="60" w:after="80"/>
-      </w:pPr>
-      <w:r>
-        <w:rPr>
-          <w:b/>
-          <w:i w:val="0"/>
-          <w:color w:val="1A1A1A"/>
-          <w:sz w:val="22"/>
-        </w:rPr>
-        <w:t>The case where they disagree.</w:t>
-      </w:r>
-      <w:r>
-        <w:rPr>
-          <w:b w:val="0"/>
-          <w:i w:val="0"/>
-          <w:color w:val="1A1A1A"/>
-          <w:sz w:val="22"/>
-        </w:rPr>
-        <w:t xml:space="preserve">  </w:t>
-      </w:r>
-      <w:r>
-        <w:drawing>
-          <wp:inline xmlns:a="http://schemas.openxmlformats.org/drawingml/2006/main" xmlns:pic="http://schemas.openxmlformats.org/drawingml/2006/picture">
-            <wp:extent cx="1371600" cy="140208"/>
-            <wp:docPr id="10" name="Picture 10"/>
-            <wp:cNvGraphicFramePr>
-              <a:graphicFrameLocks noChangeAspect="1"/>
-            </wp:cNvGraphicFramePr>
-            <a:graphic>
-              <a:graphicData uri="http://schemas.openxmlformats.org/drawingml/2006/picture">
-                <pic:pic>
-                  <pic:nvPicPr>
-                    <pic:cNvPr id="0" name="8ae34d4db0b7b17f.png"/>
-                    <pic:cNvPicPr/>
-                  </pic:nvPicPr>
-                  <pic:blipFill>
-                    <a:blip r:embed="rId18"/>
-                    <a:stretch>
-                      <a:fillRect/>
-                    </a:stretch>
-                  </pic:blipFill>
-                  <pic:spPr>
-                    <a:xfrm>
-                      <a:off x="0" y="0"/>
-                      <a:ext cx="1371600" cy="140208"/>
-                    </a:xfrm>
-                    <a:prstGeom prst="rect"/>
-                  </pic:spPr>
-                </pic:pic>
-              </a:graphicData>
-            </a:graphic>
-          </wp:inline>
-        </w:drawing>
-      </w:r>
-      <w:r>
-        <w:rPr>
-          <w:b w:val="0"/>
-          <w:i w:val="0"/>
-          <w:color w:val="1A1A1A"/>
-          <w:sz w:val="22"/>
-        </w:rPr>
-        <w:t xml:space="preserve">. Counting digits would give </w:t>
-      </w:r>
-      <w:r>
-        <w:drawing>
-          <wp:inline xmlns:a="http://schemas.openxmlformats.org/drawingml/2006/main" xmlns:pic="http://schemas.openxmlformats.org/drawingml/2006/picture">
-            <wp:extent cx="557784" cy="146304"/>
-            <wp:docPr id="11" name="Picture 11"/>
-            <wp:cNvGraphicFramePr>
-              <a:graphicFrameLocks noChangeAspect="1"/>
-            </wp:cNvGraphicFramePr>
-            <a:graphic>
-              <a:graphicData uri="http://schemas.openxmlformats.org/drawingml/2006/picture">
-                <pic:pic>
-                  <pic:nvPicPr>
-                    <pic:cNvPr id="0" name="d5c430eb0ab1b5d3.png"/>
-                    <pic:cNvPicPr/>
-                  </pic:nvPicPr>
-                  <pic:blipFill>
-                    <a:blip r:embed="rId19"/>
-                    <a:stretch>
-                      <a:fillRect/>
-                    </a:stretch>
-                  </pic:blipFill>
-                  <pic:spPr>
-                    <a:xfrm>
-                      <a:off x="0" y="0"/>
-                      <a:ext cx="557784" cy="146304"/>
-                    </a:xfrm>
-                    <a:prstGeom prst="rect"/>
-                  </pic:spPr>
-                </pic:pic>
-              </a:graphicData>
-            </a:graphic>
-          </wp:inline>
-        </w:drawing>
-      </w:r>
-      <w:r>
-        <w:rPr>
-          <w:b w:val="0"/>
-          <w:i w:val="0"/>
-          <w:color w:val="1A1A1A"/>
-          <w:sz w:val="22"/>
-        </w:rPr>
-        <w:t xml:space="preserve"> and throw away two digits that were measured; the place rule gives 1,240, which is right. Counting digits is the rule for products, and it belongs to products only.</w:t>
-      </w:r>
-    </w:p>
-    <w:p>
-      <w:pPr>
-        <w:spacing w:before="60" w:after="80"/>
-      </w:pPr>
-      <w:r>
-        <w:rPr>
-          <w:b/>
-          <w:i w:val="0"/>
-          <w:color w:val="1A1A1A"/>
-          <w:sz w:val="22"/>
-        </w:rPr>
-        <w:t>Do all the arithmetic first and round once, at the end.</w:t>
-      </w:r>
-      <w:r>
-        <w:rPr>
-          <w:b w:val="0"/>
-          <w:i w:val="0"/>
-          <w:color w:val="1A1A1A"/>
-          <w:sz w:val="22"/>
-        </w:rPr>
-        <w:t xml:space="preserve">  Rounding in the middle moves the answer, and it keeps moving it every step afterwards.</w:t>
-      </w:r>
-    </w:p>
-    <w:p>
-      <w:pPr>
-        <w:spacing w:before="60" w:after="80"/>
-      </w:pPr>
-      <w:r>
-        <w:rPr>
-          <w:b/>
-          <w:i w:val="0"/>
-          <w:color w:val="1A1A1A"/>
-          <w:sz w:val="22"/>
-        </w:rPr>
-        <w:t>In scientific notation, every digit you can see is significant.</w:t>
-      </w:r>
-      <w:r>
-        <w:rPr>
-          <w:b w:val="0"/>
-          <w:i w:val="0"/>
-          <w:color w:val="1A1A1A"/>
-          <w:sz w:val="22"/>
-        </w:rPr>
-        <w:t xml:space="preserve">  That is one of the reasons the notation exists: 52,000 is ambiguous, and </w:t>
-      </w:r>
-      <w:r>
-        <w:drawing>
-          <wp:inline xmlns:a="http://schemas.openxmlformats.org/drawingml/2006/main" xmlns:pic="http://schemas.openxmlformats.org/drawingml/2006/picture">
-            <wp:extent cx="576072" cy="146304"/>
-            <wp:docPr id="12" name="Picture 12"/>
-            <wp:cNvGraphicFramePr>
-              <a:graphicFrameLocks noChangeAspect="1"/>
-            </wp:cNvGraphicFramePr>
-            <a:graphic>
-              <a:graphicData uri="http://schemas.openxmlformats.org/drawingml/2006/picture">
-                <pic:pic>
-                  <pic:nvPicPr>
-                    <pic:cNvPr id="0" name="fee10c469596878c.png"/>
-                    <pic:cNvPicPr/>
-                  </pic:nvPicPr>
-                  <pic:blipFill>
-                    <a:blip r:embed="rId20"/>
-                    <a:stretch>
-                      <a:fillRect/>
-                    </a:stretch>
-                  </pic:blipFill>
-                  <pic:spPr>
-                    <a:xfrm>
-                      <a:off x="0" y="0"/>
-                      <a:ext cx="576072" cy="146304"/>
-                    </a:xfrm>
-                    <a:prstGeom prst="rect"/>
-                  </pic:spPr>
-                </pic:pic>
-              </a:graphicData>
-            </a:graphic>
-          </wp:inline>
-        </w:drawing>
-      </w:r>
-      <w:r>
-        <w:rPr>
-          <w:b w:val="0"/>
-          <w:i w:val="0"/>
-          <w:color w:val="1A1A1A"/>
-          <w:sz w:val="22"/>
-        </w:rPr>
-        <w:t xml:space="preserve"> and </w:t>
-      </w:r>
-      <w:r>
-        <w:drawing>
-          <wp:inline xmlns:a="http://schemas.openxmlformats.org/drawingml/2006/main" xmlns:pic="http://schemas.openxmlformats.org/drawingml/2006/picture">
-            <wp:extent cx="658368" cy="146304"/>
-            <wp:docPr id="13" name="Picture 13"/>
-            <wp:cNvGraphicFramePr>
-              <a:graphicFrameLocks noChangeAspect="1"/>
-            </wp:cNvGraphicFramePr>
-            <a:graphic>
-              <a:graphicData uri="http://schemas.openxmlformats.org/drawingml/2006/picture">
-                <pic:pic>
-                  <pic:nvPicPr>
-                    <pic:cNvPr id="0" name="2a82fc42eff2d0b0.png"/>
-                    <pic:cNvPicPr/>
-                  </pic:nvPicPr>
-                  <pic:blipFill>
-                    <a:blip r:embed="rId21"/>
-                    <a:stretch>
-                      <a:fillRect/>
-                    </a:stretch>
-                  </pic:blipFill>
-                  <pic:spPr>
-                    <a:xfrm>
-                      <a:off x="0" y="0"/>
-                      <a:ext cx="658368" cy="146304"/>
-                    </a:xfrm>
-                    <a:prstGeom prst="rect"/>
-                  </pic:spPr>
-                </pic:pic>
-              </a:graphicData>
-            </a:graphic>
-          </wp:inline>
-        </w:drawing>
-      </w:r>
-      <w:r>
-        <w:rPr>
-          <w:b w:val="0"/>
-          <w:i w:val="0"/>
-          <w:color w:val="1A1A1A"/>
-          <w:sz w:val="22"/>
-        </w:rPr>
-        <w:t xml:space="preserve"> are not.</w:t>
-      </w:r>
-    </w:p>
-    <w:p>
-      <w:pPr>
-        <w:keepNext/>
-        <w:spacing w:before="200" w:after="120"/>
-        <w:tabs>
-          <w:tab w:val="right" w:pos="9360"/>
-        </w:tabs>
-        <w:pBdr>
-          <w:bottom w:val="single" w:sz="8" w:space="2" w:color="1A1A1A"/>
-        </w:pBdr>
-      </w:pPr>
-      <w:r>
-        <w:rPr>
-          <w:b/>
-          <w:i w:val="0"/>
-          <w:color w:val="1A1A1A"/>
-          <w:sz w:val="24"/>
-        </w:rPr>
-        <w:t>3.   Radicals</w:t>
+        <w:t>2.   Radicals</w:t>
       </w:r>
       <w:r>
         <w:tab/>
@@ -2189,7 +1065,7 @@
         <w:drawing>
           <wp:inline xmlns:a="http://schemas.openxmlformats.org/drawingml/2006/main" xmlns:pic="http://schemas.openxmlformats.org/drawingml/2006/picture">
             <wp:extent cx="1335024" cy="204216"/>
-            <wp:docPr id="14" name="Picture 14"/>
+            <wp:docPr id="5" name="Picture 5"/>
             <wp:cNvGraphicFramePr>
               <a:graphicFrameLocks noChangeAspect="1"/>
             </wp:cNvGraphicFramePr>
@@ -2201,7 +1077,7 @@
                     <pic:cNvPicPr/>
                   </pic:nvPicPr>
                   <pic:blipFill>
-                    <a:blip r:embed="rId22"/>
+                    <a:blip r:embed="rId13"/>
                     <a:stretch>
                       <a:fillRect/>
                     </a:stretch>
@@ -2232,7 +1108,7 @@
         <w:drawing>
           <wp:inline xmlns:a="http://schemas.openxmlformats.org/drawingml/2006/main" xmlns:pic="http://schemas.openxmlformats.org/drawingml/2006/picture">
             <wp:extent cx="313944" cy="118872"/>
-            <wp:docPr id="15" name="Picture 15"/>
+            <wp:docPr id="6" name="Picture 6"/>
             <wp:cNvGraphicFramePr>
               <a:graphicFrameLocks noChangeAspect="1"/>
             </wp:cNvGraphicFramePr>
@@ -2244,7 +1120,7 @@
                     <pic:cNvPicPr/>
                   </pic:nvPicPr>
                   <pic:blipFill>
-                    <a:blip r:embed="rId23"/>
+                    <a:blip r:embed="rId14"/>
                     <a:stretch>
                       <a:fillRect/>
                     </a:stretch>
@@ -2457,7 +1333,7 @@
         <w:drawing>
           <wp:inline xmlns:a="http://schemas.openxmlformats.org/drawingml/2006/main" xmlns:pic="http://schemas.openxmlformats.org/drawingml/2006/picture">
             <wp:extent cx="576072" cy="204216"/>
-            <wp:docPr id="16" name="Picture 16"/>
+            <wp:docPr id="7" name="Picture 7"/>
             <wp:cNvGraphicFramePr>
               <a:graphicFrameLocks noChangeAspect="1"/>
             </wp:cNvGraphicFramePr>
@@ -2469,7 +1345,7 @@
                     <pic:cNvPicPr/>
                   </pic:nvPicPr>
                   <pic:blipFill>
-                    <a:blip r:embed="rId24"/>
+                    <a:blip r:embed="rId15"/>
                     <a:stretch>
                       <a:fillRect/>
                     </a:stretch>
@@ -2500,7 +1376,7 @@
         <w:drawing>
           <wp:inline xmlns:a="http://schemas.openxmlformats.org/drawingml/2006/main" xmlns:pic="http://schemas.openxmlformats.org/drawingml/2006/picture">
             <wp:extent cx="356616" cy="170688"/>
-            <wp:docPr id="17" name="Picture 17"/>
+            <wp:docPr id="8" name="Picture 8"/>
             <wp:cNvGraphicFramePr>
               <a:graphicFrameLocks noChangeAspect="1"/>
             </wp:cNvGraphicFramePr>
@@ -2512,7 +1388,7 @@
                     <pic:cNvPicPr/>
                   </pic:nvPicPr>
                   <pic:blipFill>
-                    <a:blip r:embed="rId25"/>
+                    <a:blip r:embed="rId16"/>
                     <a:stretch>
                       <a:fillRect/>
                     </a:stretch>
@@ -2566,7 +1442,7 @@
         <w:drawing>
           <wp:inline xmlns:a="http://schemas.openxmlformats.org/drawingml/2006/main" xmlns:pic="http://schemas.openxmlformats.org/drawingml/2006/picture">
             <wp:extent cx="804672" cy="204216"/>
-            <wp:docPr id="18" name="Picture 18"/>
+            <wp:docPr id="9" name="Picture 9"/>
             <wp:cNvGraphicFramePr>
               <a:graphicFrameLocks noChangeAspect="1"/>
             </wp:cNvGraphicFramePr>
@@ -2578,7 +1454,7 @@
                     <pic:cNvPicPr/>
                   </pic:nvPicPr>
                   <pic:blipFill>
-                    <a:blip r:embed="rId26"/>
+                    <a:blip r:embed="rId17"/>
                     <a:stretch>
                       <a:fillRect/>
                     </a:stretch>
@@ -2632,7 +1508,7 @@
         <w:drawing>
           <wp:inline xmlns:a="http://schemas.openxmlformats.org/drawingml/2006/main" xmlns:pic="http://schemas.openxmlformats.org/drawingml/2006/picture">
             <wp:extent cx="536448" cy="265176"/>
-            <wp:docPr id="19" name="Picture 19"/>
+            <wp:docPr id="10" name="Picture 10"/>
             <wp:cNvGraphicFramePr>
               <a:graphicFrameLocks noChangeAspect="1"/>
             </wp:cNvGraphicFramePr>
@@ -2644,7 +1520,7 @@
                     <pic:cNvPicPr/>
                   </pic:nvPicPr>
                   <pic:blipFill>
-                    <a:blip r:embed="rId27"/>
+                    <a:blip r:embed="rId18"/>
                     <a:stretch>
                       <a:fillRect/>
                     </a:stretch>
@@ -2675,7 +1551,7 @@
         <w:drawing>
           <wp:inline xmlns:a="http://schemas.openxmlformats.org/drawingml/2006/main" xmlns:pic="http://schemas.openxmlformats.org/drawingml/2006/picture">
             <wp:extent cx="594360" cy="265176"/>
-            <wp:docPr id="20" name="Picture 20"/>
+            <wp:docPr id="11" name="Picture 11"/>
             <wp:cNvGraphicFramePr>
               <a:graphicFrameLocks noChangeAspect="1"/>
             </wp:cNvGraphicFramePr>
@@ -2687,7 +1563,7 @@
                     <pic:cNvPicPr/>
                   </pic:nvPicPr>
                   <pic:blipFill>
-                    <a:blip r:embed="rId28"/>
+                    <a:blip r:embed="rId19"/>
                     <a:stretch>
                       <a:fillRect/>
                     </a:stretch>
@@ -2741,7 +1617,7 @@
         <w:drawing>
           <wp:inline xmlns:a="http://schemas.openxmlformats.org/drawingml/2006/main" xmlns:pic="http://schemas.openxmlformats.org/drawingml/2006/picture">
             <wp:extent cx="1789176" cy="231648"/>
-            <wp:docPr id="21" name="Picture 21"/>
+            <wp:docPr id="12" name="Picture 12"/>
             <wp:cNvGraphicFramePr>
               <a:graphicFrameLocks noChangeAspect="1"/>
             </wp:cNvGraphicFramePr>
@@ -2753,7 +1629,7 @@
                     <pic:cNvPicPr/>
                   </pic:nvPicPr>
                   <pic:blipFill>
-                    <a:blip r:embed="rId29"/>
+                    <a:blip r:embed="rId20"/>
                     <a:stretch>
                       <a:fillRect/>
                     </a:stretch>
@@ -2799,7 +1675,7 @@
           <w:color w:val="1A1A1A"/>
           <w:sz w:val="24"/>
         </w:rPr>
-        <w:t>4.   The Order of Operations</w:t>
+        <w:t>3.   The Order of Operations</w:t>
       </w:r>
       <w:r>
         <w:tab/>
@@ -3396,7 +2272,7 @@
         <w:drawing>
           <wp:inline xmlns:a="http://schemas.openxmlformats.org/drawingml/2006/main" xmlns:pic="http://schemas.openxmlformats.org/drawingml/2006/picture">
             <wp:extent cx="1200912" cy="115824"/>
-            <wp:docPr id="22" name="Picture 22"/>
+            <wp:docPr id="13" name="Picture 13"/>
             <wp:cNvGraphicFramePr>
               <a:graphicFrameLocks noChangeAspect="1"/>
             </wp:cNvGraphicFramePr>
@@ -3408,7 +2284,7 @@
                     <pic:cNvPicPr/>
                   </pic:nvPicPr>
                   <pic:blipFill>
-                    <a:blip r:embed="rId30"/>
+                    <a:blip r:embed="rId21"/>
                     <a:stretch>
                       <a:fillRect/>
                     </a:stretch>
@@ -3439,7 +2315,7 @@
         <w:drawing>
           <wp:inline xmlns:a="http://schemas.openxmlformats.org/drawingml/2006/main" xmlns:pic="http://schemas.openxmlformats.org/drawingml/2006/picture">
             <wp:extent cx="1353312" cy="121920"/>
-            <wp:docPr id="23" name="Picture 23"/>
+            <wp:docPr id="14" name="Picture 14"/>
             <wp:cNvGraphicFramePr>
               <a:graphicFrameLocks noChangeAspect="1"/>
             </wp:cNvGraphicFramePr>
@@ -3451,7 +2327,7 @@
                     <pic:cNvPicPr/>
                   </pic:nvPicPr>
                   <pic:blipFill>
-                    <a:blip r:embed="rId31"/>
+                    <a:blip r:embed="rId22"/>
                     <a:stretch>
                       <a:fillRect/>
                     </a:stretch>
@@ -3505,7 +2381,7 @@
         <w:drawing>
           <wp:inline xmlns:a="http://schemas.openxmlformats.org/drawingml/2006/main" xmlns:pic="http://schemas.openxmlformats.org/drawingml/2006/picture">
             <wp:extent cx="606552" cy="140208"/>
-            <wp:docPr id="24" name="Picture 24"/>
+            <wp:docPr id="15" name="Picture 15"/>
             <wp:cNvGraphicFramePr>
               <a:graphicFrameLocks noChangeAspect="1"/>
             </wp:cNvGraphicFramePr>
@@ -3517,7 +2393,7 @@
                     <pic:cNvPicPr/>
                   </pic:nvPicPr>
                   <pic:blipFill>
-                    <a:blip r:embed="rId32"/>
+                    <a:blip r:embed="rId23"/>
                     <a:stretch>
                       <a:fillRect/>
                     </a:stretch>
@@ -3548,7 +2424,7 @@
         <w:drawing>
           <wp:inline xmlns:a="http://schemas.openxmlformats.org/drawingml/2006/main" xmlns:pic="http://schemas.openxmlformats.org/drawingml/2006/picture">
             <wp:extent cx="606552" cy="170688"/>
-            <wp:docPr id="25" name="Picture 25"/>
+            <wp:docPr id="16" name="Picture 16"/>
             <wp:cNvGraphicFramePr>
               <a:graphicFrameLocks noChangeAspect="1"/>
             </wp:cNvGraphicFramePr>
@@ -3560,7 +2436,7 @@
                     <pic:cNvPicPr/>
                   </pic:nvPicPr>
                   <pic:blipFill>
-                    <a:blip r:embed="rId33"/>
+                    <a:blip r:embed="rId24"/>
                     <a:stretch>
                       <a:fillRect/>
                     </a:stretch>
@@ -3591,7 +2467,7 @@
         <w:drawing>
           <wp:inline xmlns:a="http://schemas.openxmlformats.org/drawingml/2006/main" xmlns:pic="http://schemas.openxmlformats.org/drawingml/2006/picture">
             <wp:extent cx="640080" cy="143256"/>
-            <wp:docPr id="26" name="Picture 26"/>
+            <wp:docPr id="17" name="Picture 17"/>
             <wp:cNvGraphicFramePr>
               <a:graphicFrameLocks noChangeAspect="1"/>
             </wp:cNvGraphicFramePr>
@@ -3603,7 +2479,7 @@
                     <pic:cNvPicPr/>
                   </pic:nvPicPr>
                   <pic:blipFill>
-                    <a:blip r:embed="rId34"/>
+                    <a:blip r:embed="rId25"/>
                     <a:stretch>
                       <a:fillRect/>
                     </a:stretch>
@@ -3657,7 +2533,7 @@
         <w:drawing>
           <wp:inline xmlns:a="http://schemas.openxmlformats.org/drawingml/2006/main" xmlns:pic="http://schemas.openxmlformats.org/drawingml/2006/picture">
             <wp:extent cx="816864" cy="249935"/>
-            <wp:docPr id="27" name="Picture 27"/>
+            <wp:docPr id="18" name="Picture 18"/>
             <wp:cNvGraphicFramePr>
               <a:graphicFrameLocks noChangeAspect="1"/>
             </wp:cNvGraphicFramePr>
@@ -3669,7 +2545,7 @@
                     <pic:cNvPicPr/>
                   </pic:nvPicPr>
                   <pic:blipFill>
-                    <a:blip r:embed="rId35"/>
+                    <a:blip r:embed="rId26"/>
                     <a:stretch>
                       <a:fillRect/>
                     </a:stretch>
@@ -3715,7 +2591,7 @@
           <w:color w:val="1A1A1A"/>
           <w:sz w:val="24"/>
         </w:rPr>
-        <w:t>5.   Formulas and Word Problems</w:t>
+        <w:t>4.   Formulas and Word Problems</w:t>
       </w:r>
       <w:r>
         <w:tab/>
@@ -3756,7 +2632,7 @@
         <w:drawing>
           <wp:inline xmlns:a="http://schemas.openxmlformats.org/drawingml/2006/main" xmlns:pic="http://schemas.openxmlformats.org/drawingml/2006/picture">
             <wp:extent cx="432816" cy="115824"/>
-            <wp:docPr id="28" name="Picture 28"/>
+            <wp:docPr id="19" name="Picture 19"/>
             <wp:cNvGraphicFramePr>
               <a:graphicFrameLocks noChangeAspect="1"/>
             </wp:cNvGraphicFramePr>
@@ -3768,7 +2644,7 @@
                     <pic:cNvPicPr/>
                   </pic:nvPicPr>
                   <pic:blipFill>
-                    <a:blip r:embed="rId36"/>
+                    <a:blip r:embed="rId27"/>
                     <a:stretch>
                       <a:fillRect/>
                     </a:stretch>
@@ -3799,7 +2675,7 @@
         <w:drawing>
           <wp:inline xmlns:a="http://schemas.openxmlformats.org/drawingml/2006/main" xmlns:pic="http://schemas.openxmlformats.org/drawingml/2006/picture">
             <wp:extent cx="143256" cy="143256"/>
-            <wp:docPr id="29" name="Picture 29"/>
+            <wp:docPr id="20" name="Picture 20"/>
             <wp:cNvGraphicFramePr>
               <a:graphicFrameLocks noChangeAspect="1"/>
             </wp:cNvGraphicFramePr>
@@ -3811,7 +2687,7 @@
                     <pic:cNvPicPr/>
                   </pic:nvPicPr>
                   <pic:blipFill>
-                    <a:blip r:embed="rId37"/>
+                    <a:blip r:embed="rId28"/>
                     <a:stretch>
                       <a:fillRect/>
                     </a:stretch>
@@ -3842,7 +2718,7 @@
         <w:drawing>
           <wp:inline xmlns:a="http://schemas.openxmlformats.org/drawingml/2006/main" xmlns:pic="http://schemas.openxmlformats.org/drawingml/2006/picture">
             <wp:extent cx="688848" cy="170688"/>
-            <wp:docPr id="30" name="Picture 30"/>
+            <wp:docPr id="21" name="Picture 21"/>
             <wp:cNvGraphicFramePr>
               <a:graphicFrameLocks noChangeAspect="1"/>
             </wp:cNvGraphicFramePr>
@@ -3854,7 +2730,7 @@
                     <pic:cNvPicPr/>
                   </pic:nvPicPr>
                   <pic:blipFill>
-                    <a:blip r:embed="rId38"/>
+                    <a:blip r:embed="rId29"/>
                     <a:stretch>
                       <a:fillRect/>
                     </a:stretch>
@@ -3908,7 +2784,7 @@
         <w:drawing>
           <wp:inline xmlns:a="http://schemas.openxmlformats.org/drawingml/2006/main" xmlns:pic="http://schemas.openxmlformats.org/drawingml/2006/picture">
             <wp:extent cx="899160" cy="146304"/>
-            <wp:docPr id="31" name="Picture 31"/>
+            <wp:docPr id="22" name="Picture 22"/>
             <wp:cNvGraphicFramePr>
               <a:graphicFrameLocks noChangeAspect="1"/>
             </wp:cNvGraphicFramePr>
@@ -3920,7 +2796,7 @@
                     <pic:cNvPicPr/>
                   </pic:nvPicPr>
                   <pic:blipFill>
-                    <a:blip r:embed="rId39"/>
+                    <a:blip r:embed="rId30"/>
                     <a:stretch>
                       <a:fillRect/>
                     </a:stretch>
@@ -3951,7 +2827,7 @@
         <w:drawing>
           <wp:inline xmlns:a="http://schemas.openxmlformats.org/drawingml/2006/main" xmlns:pic="http://schemas.openxmlformats.org/drawingml/2006/picture">
             <wp:extent cx="902208" cy="146304"/>
-            <wp:docPr id="32" name="Picture 32"/>
+            <wp:docPr id="23" name="Picture 23"/>
             <wp:cNvGraphicFramePr>
               <a:graphicFrameLocks noChangeAspect="1"/>
             </wp:cNvGraphicFramePr>
@@ -3963,7 +2839,7 @@
                     <pic:cNvPicPr/>
                   </pic:nvPicPr>
                   <pic:blipFill>
-                    <a:blip r:embed="rId40"/>
+                    <a:blip r:embed="rId31"/>
                     <a:stretch>
                       <a:fillRect/>
                     </a:stretch>
@@ -4017,7 +2893,7 @@
         <w:drawing>
           <wp:inline xmlns:a="http://schemas.openxmlformats.org/drawingml/2006/main" xmlns:pic="http://schemas.openxmlformats.org/drawingml/2006/picture">
             <wp:extent cx="859536" cy="170688"/>
-            <wp:docPr id="33" name="Picture 33"/>
+            <wp:docPr id="24" name="Picture 24"/>
             <wp:cNvGraphicFramePr>
               <a:graphicFrameLocks noChangeAspect="1"/>
             </wp:cNvGraphicFramePr>
@@ -4029,7 +2905,7 @@
                     <pic:cNvPicPr/>
                   </pic:nvPicPr>
                   <pic:blipFill>
-                    <a:blip r:embed="rId41"/>
+                    <a:blip r:embed="rId32"/>
                     <a:stretch>
                       <a:fillRect/>
                     </a:stretch>
@@ -4060,7 +2936,7 @@
         <w:drawing>
           <wp:inline xmlns:a="http://schemas.openxmlformats.org/drawingml/2006/main" xmlns:pic="http://schemas.openxmlformats.org/drawingml/2006/picture">
             <wp:extent cx="862584" cy="170688"/>
-            <wp:docPr id="34" name="Picture 34"/>
+            <wp:docPr id="25" name="Picture 25"/>
             <wp:cNvGraphicFramePr>
               <a:graphicFrameLocks noChangeAspect="1"/>
             </wp:cNvGraphicFramePr>
@@ -4072,7 +2948,7 @@
                     <pic:cNvPicPr/>
                   </pic:nvPicPr>
                   <pic:blipFill>
-                    <a:blip r:embed="rId42"/>
+                    <a:blip r:embed="rId33"/>
                     <a:stretch>
                       <a:fillRect/>
                     </a:stretch>
@@ -4126,7 +3002,7 @@
         <w:drawing>
           <wp:inline xmlns:a="http://schemas.openxmlformats.org/drawingml/2006/main" xmlns:pic="http://schemas.openxmlformats.org/drawingml/2006/picture">
             <wp:extent cx="426720" cy="204216"/>
-            <wp:docPr id="35" name="Picture 35"/>
+            <wp:docPr id="26" name="Picture 26"/>
             <wp:cNvGraphicFramePr>
               <a:graphicFrameLocks noChangeAspect="1"/>
             </wp:cNvGraphicFramePr>
@@ -4138,7 +3014,7 @@
                     <pic:cNvPicPr/>
                   </pic:nvPicPr>
                   <pic:blipFill>
-                    <a:blip r:embed="rId43"/>
+                    <a:blip r:embed="rId34"/>
                     <a:stretch>
                       <a:fillRect/>
                     </a:stretch>
@@ -4181,7 +3057,7 @@
           <w:color w:val="1A1A1A"/>
           <w:sz w:val="24"/>
         </w:rPr>
-        <w:t>6.   Vocabulary</w:t>
+        <w:t>5.   Vocabulary</w:t>
       </w:r>
     </w:p>
     <w:p>
@@ -4211,7 +3087,7 @@
         <w:drawing>
           <wp:inline xmlns:a="http://schemas.openxmlformats.org/drawingml/2006/main" xmlns:pic="http://schemas.openxmlformats.org/drawingml/2006/picture">
             <wp:extent cx="79248" cy="76200"/>
-            <wp:docPr id="36" name="Picture 36"/>
+            <wp:docPr id="27" name="Picture 27"/>
             <wp:cNvGraphicFramePr>
               <a:graphicFrameLocks noChangeAspect="1"/>
             </wp:cNvGraphicFramePr>
@@ -4223,7 +3099,7 @@
                     <pic:cNvPicPr/>
                   </pic:nvPicPr>
                   <pic:blipFill>
-                    <a:blip r:embed="rId44"/>
+                    <a:blip r:embed="rId35"/>
                     <a:stretch>
                       <a:fillRect/>
                     </a:stretch>
@@ -4254,7 +3130,7 @@
         <w:drawing>
           <wp:inline xmlns:a="http://schemas.openxmlformats.org/drawingml/2006/main" xmlns:pic="http://schemas.openxmlformats.org/drawingml/2006/picture">
             <wp:extent cx="457200" cy="118872"/>
-            <wp:docPr id="37" name="Picture 37"/>
+            <wp:docPr id="28" name="Picture 28"/>
             <wp:cNvGraphicFramePr>
               <a:graphicFrameLocks noChangeAspect="1"/>
             </wp:cNvGraphicFramePr>
@@ -4266,7 +3142,7 @@
                     <pic:cNvPicPr/>
                   </pic:nvPicPr>
                   <pic:blipFill>
-                    <a:blip r:embed="rId45"/>
+                    <a:blip r:embed="rId36"/>
                     <a:stretch>
                       <a:fillRect/>
                     </a:stretch>
@@ -4297,7 +3173,7 @@
         <w:drawing>
           <wp:inline xmlns:a="http://schemas.openxmlformats.org/drawingml/2006/main" xmlns:pic="http://schemas.openxmlformats.org/drawingml/2006/picture">
             <wp:extent cx="627888" cy="131064"/>
-            <wp:docPr id="38" name="Picture 38"/>
+            <wp:docPr id="29" name="Picture 29"/>
             <wp:cNvGraphicFramePr>
               <a:graphicFrameLocks noChangeAspect="1"/>
             </wp:cNvGraphicFramePr>
@@ -4309,7 +3185,7 @@
                     <pic:cNvPicPr/>
                   </pic:nvPicPr>
                   <pic:blipFill>
-                    <a:blip r:embed="rId46"/>
+                    <a:blip r:embed="rId37"/>
                     <a:stretch>
                       <a:fillRect/>
                     </a:stretch>
@@ -4326,78 +3202,6 @@
             </a:graphic>
           </wp:inline>
         </w:drawing>
-      </w:r>
-    </w:p>
-    <w:p>
-      <w:pPr>
-        <w:spacing w:before="40" w:after="60"/>
-        <w:ind w:left="360" w:hanging="360"/>
-      </w:pPr>
-      <w:r>
-        <w:rPr>
-          <w:b/>
-          <w:i w:val="0"/>
-          <w:color w:val="0B5394"/>
-          <w:sz w:val="22"/>
-        </w:rPr>
-        <w:t>significant digits</w:t>
-      </w:r>
-      <w:r>
-        <w:rPr>
-          <w:b w:val="0"/>
-          <w:i w:val="0"/>
-          <w:color w:val="1A1A1A"/>
-          <w:sz w:val="22"/>
-        </w:rPr>
-        <w:t xml:space="preserve">   —   the digits of a measurement that carry information — every nonzero digit, every zero between them, and trailing zeros only with a decimal point</w:t>
-      </w:r>
-    </w:p>
-    <w:p>
-      <w:pPr>
-        <w:spacing w:before="40" w:after="60"/>
-        <w:ind w:left="360" w:hanging="360"/>
-      </w:pPr>
-      <w:r>
-        <w:rPr>
-          <w:b/>
-          <w:i w:val="0"/>
-          <w:color w:val="0B5394"/>
-          <w:sz w:val="22"/>
-        </w:rPr>
-        <w:t>measurement</w:t>
-      </w:r>
-      <w:r>
-        <w:rPr>
-          <w:b w:val="0"/>
-          <w:i w:val="0"/>
-          <w:color w:val="1A1A1A"/>
-          <w:sz w:val="22"/>
-        </w:rPr>
-        <w:t xml:space="preserve">   —   a quantity that was measured, so its last digit is uncertain; a count is not a measurement</w:t>
-      </w:r>
-    </w:p>
-    <w:p>
-      <w:pPr>
-        <w:spacing w:before="40" w:after="60"/>
-        <w:ind w:left="360" w:hanging="360"/>
-      </w:pPr>
-      <w:r>
-        <w:rPr>
-          <w:b/>
-          <w:i w:val="0"/>
-          <w:color w:val="0B5394"/>
-          <w:sz w:val="22"/>
-        </w:rPr>
-        <w:t>precision</w:t>
-      </w:r>
-      <w:r>
-        <w:rPr>
-          <w:b w:val="0"/>
-          <w:i w:val="0"/>
-          <w:color w:val="1A1A1A"/>
-          <w:sz w:val="22"/>
-        </w:rPr>
-        <w:t xml:space="preserve">   —   how far out a measurement's last digit sits; a sum or difference stops at the leftmost of the two</w:t>
       </w:r>
     </w:p>
     <w:p>

--- a/a7/packages/A7 Unit 4 - Solving Problems with Rational Numbers/Handouts/A7 Unit 4 Solving Problems with Rational Numbers - Reference Sheet.docx
+++ b/a7/packages/A7 Unit 4 - Solving Problems with Rational Numbers/Handouts/A7 Unit 4 Solving Problems with Rational Numbers - Reference Sheet.docx
@@ -215,7 +215,7 @@
           <w:color w:val="6B6B6B"/>
           <w:sz w:val="19"/>
         </w:rPr>
-        <w:t>Lessons 1–4 · the powers must match to add, never to multiply</w:t>
+        <w:t>Lessons 4.01–4.04 · the powers must match to add, never to multiply</w:t>
       </w:r>
     </w:p>
     <w:p>
@@ -1036,7 +1036,7 @@
           <w:color w:val="6B6B6B"/>
           <w:sz w:val="19"/>
         </w:rPr>
-        <w:t>Lesson 5 · know both lists cold</w:t>
+        <w:t>Lesson 4.05 · know both lists cold</w:t>
       </w:r>
     </w:p>
     <w:p>
@@ -1687,7 +1687,7 @@
           <w:color w:val="6B6B6B"/>
           <w:sz w:val="19"/>
         </w:rPr>
-        <w:t>Lesson 6 · read the structure, not a mnemonic</w:t>
+        <w:t>Lesson 4.06 · read the structure, not a mnemonic</w:t>
       </w:r>
     </w:p>
     <w:p>
@@ -2603,7 +2603,7 @@
           <w:color w:val="6B6B6B"/>
           <w:sz w:val="19"/>
         </w:rPr>
-        <w:t>Lessons 7–8 · substitute in parentheses; round last</w:t>
+        <w:t>Lessons 4.07–4.08 · substitute in parentheses; round last</w:t>
       </w:r>
     </w:p>
     <w:p>
